--- a/_site/intro.docx
+++ b/_site/intro.docx
@@ -34,7 +34,7 @@
         <w:pStyle w:val="Heading1"/>
       </w:pPr>
       <w:r>
-        <w:t xml:space="preserve">Introduction</w:t>
+        <w:t xml:space="preserve">1. Introduction</w:t>
       </w:r>
     </w:p>
     <w:p>
